--- a/templates_docx/sm_borrower_notice.docx
+++ b/templates_docx/sm_borrower_notice.docx
@@ -8,17 +8,6 @@
         <w:rPr>
           <w:rFonts w:ascii="Verdana" w:eastAsia="Arial" w:hAnsi="Verdana" w:cs="Arial"/>
           <w:b/>
-          <w:sz w:val="24"/>
-          <w:szCs w:val="24"/>
-        </w:rPr>
-      </w:pPr>
-    </w:p>
-    <w:p>
-      <w:pPr>
-        <w:spacing w:line="240" w:lineRule="auto"/>
-        <w:rPr>
-          <w:rFonts w:ascii="Verdana" w:eastAsia="Arial" w:hAnsi="Verdana" w:cs="Arial"/>
-          <w:b/>
           <w:sz w:val="20"/>
           <w:szCs w:val="20"/>
         </w:rPr>
@@ -97,17 +86,16 @@
           <w:sz w:val="20"/>
           <w:szCs w:val="20"/>
         </w:rPr>
-        <w:tab/>
-      </w:r>
-      <w:r>
-        <w:rPr>
-          <w:rFonts w:ascii="Verdana" w:eastAsia="Arial" w:hAnsi="Verdana" w:cs="Arial"/>
-          <w:b/>
-          <w:sz w:val="20"/>
-          <w:szCs w:val="20"/>
-        </w:rPr>
-        <w:tab/>
-        <w:t xml:space="preserve">      Office at: </w:t>
+        <w:t xml:space="preserve">                 </w:t>
+      </w:r>
+      <w:r>
+        <w:rPr>
+          <w:rFonts w:ascii="Verdana" w:eastAsia="Arial" w:hAnsi="Verdana" w:cs="Arial"/>
+          <w:b/>
+          <w:sz w:val="20"/>
+          <w:szCs w:val="20"/>
+        </w:rPr>
+        <w:t xml:space="preserve">Office at: </w:t>
       </w:r>
     </w:p>
     <w:p>
@@ -405,9 +393,9 @@
         <w:t>By REGD. POST WITH ACK DUE</w:t>
       </w:r>
     </w:p>
-    <w:p/>
-    <w:p>
-      <w:pPr>
+    <w:p>
+      <w:pPr>
+        <w:spacing w:line="240" w:lineRule="auto"/>
         <w:jc w:val="right"/>
         <w:rPr>
           <w:b/>
@@ -445,6 +433,7 @@
     </w:p>
     <w:p>
       <w:pPr>
+        <w:spacing w:line="240" w:lineRule="auto"/>
         <w:rPr>
           <w:b/>
           <w:bCs/>
@@ -463,6 +452,9 @@
       </w:r>
     </w:p>
     <w:p>
+      <w:pPr>
+        <w:spacing w:line="240" w:lineRule="auto"/>
+      </w:pPr>
       <w:r>
         <w:rPr>
           <w:b/>
@@ -508,6 +500,7 @@
     </w:p>
     <w:p>
       <w:pPr>
+        <w:spacing w:line="240" w:lineRule="auto"/>
         <w:rPr>
           <w:b/>
           <w:bCs/>
@@ -527,9 +520,24 @@
         </w:rPr>
         <w:t>{{borrower_address}}</w:t>
       </w:r>
-    </w:p>
-    <w:p>
-      <w:pPr>
+      <w:r>
+        <w:rPr>
+          <w:b/>
+          <w:bCs/>
+        </w:rPr>
+        <w:t>, pincode</w:t>
+      </w:r>
+      <w:r>
+        <w:rPr>
+          <w:b/>
+          <w:bCs/>
+        </w:rPr>
+        <w:t>-{{pincode}}</w:t>
+      </w:r>
+    </w:p>
+    <w:p>
+      <w:pPr>
+        <w:spacing w:line="240" w:lineRule="auto"/>
         <w:rPr>
           <w:b/>
           <w:bCs/>
@@ -566,6 +574,7 @@
     </w:p>
     <w:p>
       <w:pPr>
+        <w:spacing w:line="240" w:lineRule="auto"/>
         <w:jc w:val="center"/>
         <w:rPr>
           <w:sz w:val="24"/>
@@ -590,6 +599,9 @@
       </w:r>
     </w:p>
     <w:p>
+      <w:pPr>
+        <w:spacing w:line="240" w:lineRule="auto"/>
+      </w:pPr>
       <w:r>
         <w:t xml:space="preserve">Dear </w:t>
       </w:r>
@@ -624,24 +636,67 @@
     </w:p>
     <w:p>
       <w:pPr>
-        <w:rPr>
-          <w:sz w:val="24"/>
-          <w:szCs w:val="24"/>
-        </w:rPr>
-      </w:pPr>
-      <w:r>
-        <w:rPr>
-          <w:sz w:val="24"/>
-          <w:szCs w:val="24"/>
-        </w:rPr>
-        <w:t>Under instructions from My client</w:t>
-      </w:r>
-      <w:r>
-        <w:rPr>
-          <w:sz w:val="24"/>
-          <w:szCs w:val="24"/>
-        </w:rPr>
-        <w:t xml:space="preserve"> SM</w:t>
+        <w:spacing w:line="240" w:lineRule="auto"/>
+        <w:rPr>
+          <w:sz w:val="24"/>
+          <w:szCs w:val="24"/>
+        </w:rPr>
+      </w:pPr>
+      <w:r>
+        <w:rPr>
+          <w:sz w:val="24"/>
+          <w:szCs w:val="24"/>
+        </w:rPr>
+        <w:t xml:space="preserve">Under </w:t>
+      </w:r>
+      <w:r>
+        <w:rPr>
+          <w:sz w:val="24"/>
+          <w:szCs w:val="24"/>
+        </w:rPr>
+        <w:t xml:space="preserve">the </w:t>
+      </w:r>
+      <w:r>
+        <w:rPr>
+          <w:sz w:val="24"/>
+          <w:szCs w:val="24"/>
+        </w:rPr>
+        <w:t xml:space="preserve">instructions from </w:t>
+      </w:r>
+      <w:r>
+        <w:rPr>
+          <w:sz w:val="24"/>
+          <w:szCs w:val="24"/>
+        </w:rPr>
+        <w:t>m</w:t>
+      </w:r>
+      <w:r>
+        <w:rPr>
+          <w:sz w:val="24"/>
+          <w:szCs w:val="24"/>
+        </w:rPr>
+        <w:t>y client</w:t>
+      </w:r>
+      <w:r>
+        <w:rPr>
+          <w:sz w:val="24"/>
+          <w:szCs w:val="24"/>
+        </w:rPr>
+        <w:t xml:space="preserve"> </w:t>
+      </w:r>
+      <w:r>
+        <w:rPr>
+          <w:sz w:val="24"/>
+          <w:szCs w:val="24"/>
+        </w:rPr>
+        <w:t xml:space="preserve">M/s </w:t>
+      </w:r>
+      <w:r>
+        <w:rPr>
+          <w:sz w:val="24"/>
+          <w:szCs w:val="24"/>
+        </w:rPr>
+        <w:t>SM</w:t>
       </w:r>
       <w:r>
         <w:rPr>
@@ -652,13 +707,19 @@
       </w:r>
     </w:p>
     <w:p>
-      <w:r>
-        <w:t xml:space="preserve">This is to inform you that you have availed a loan from </w:t>
+      <w:pPr>
+        <w:spacing w:line="240" w:lineRule="auto"/>
+      </w:pPr>
+      <w:r>
+        <w:t xml:space="preserve">This is to inform you that you have availed  loan from </w:t>
       </w:r>
       <w:r>
         <w:t xml:space="preserve">my client </w:t>
       </w:r>
       <w:r>
+        <w:t xml:space="preserve">M/s </w:t>
+      </w:r>
+      <w:r>
         <w:rPr>
           <w:sz w:val="24"/>
           <w:szCs w:val="24"/>
@@ -676,6 +737,9 @@
         <w:t xml:space="preserve"> </w:t>
       </w:r>
       <w:r>
+        <w:t xml:space="preserve">vide </w:t>
+      </w:r>
+      <w:r>
         <w:rPr>
           <w:b/>
           <w:bCs/>
@@ -738,11 +802,17 @@
       </w:r>
     </w:p>
     <w:p>
-      <w:r>
-        <w:t xml:space="preserve">Our client stated that </w:t>
-      </w:r>
-      <w:r>
-        <w:t>the said loan account has become irregular due to your failure to pay the outstanding dues/instalments despite our previous reminders and demands</w:t>
+      <w:pPr>
+        <w:spacing w:line="240" w:lineRule="auto"/>
+      </w:pPr>
+      <w:r>
+        <w:t>My</w:t>
+      </w:r>
+      <w:r>
+        <w:t xml:space="preserve"> client stated that </w:t>
+      </w:r>
+      <w:r>
+        <w:t>the said loan account has become irregular due to your failure to pay the outstanding dues/instalments despite previous reminders and demands</w:t>
       </w:r>
       <w:r>
         <w:t xml:space="preserve"> by my client.</w:t>
@@ -832,11 +902,20 @@
       </w:r>
     </w:p>
     <w:p>
-      <w:r>
-        <w:t xml:space="preserve">In view of the continuing default and violation of the terms of the loan agreement, </w:t>
-      </w:r>
-      <w:r>
-        <w:t xml:space="preserve">our client </w:t>
+      <w:pPr>
+        <w:spacing w:line="240" w:lineRule="auto"/>
+      </w:pPr>
+      <w:r>
+        <w:t>In view of the continuing default and violation of the terms of the loan agreement,</w:t>
+      </w:r>
+      <w:r>
+        <w:t xml:space="preserve"> my</w:t>
+      </w:r>
+      <w:r>
+        <w:t xml:space="preserve"> client </w:t>
+      </w:r>
+      <w:r>
+        <w:t xml:space="preserve">has </w:t>
       </w:r>
       <w:r>
         <w:rPr>
@@ -882,29 +961,38 @@
     </w:p>
     <w:p>
       <w:pPr>
+        <w:spacing w:line="240" w:lineRule="auto"/>
         <w:jc w:val="both"/>
       </w:pPr>
       <w:r>
-        <w:t>Kindly note that failure to comply with this demand will compel our client to initiate appropriate legal and recovery proceedings against the Borrower, Co-applicant, and you as the Guarantor, including but not limited to enforcement of security, without any further notice and entirely at your risk, cost, and consequences.</w:t>
-      </w:r>
-    </w:p>
-    <w:p>
-      <w:pPr>
-        <w:rPr>
-          <w:sz w:val="24"/>
-          <w:szCs w:val="24"/>
-        </w:rPr>
-      </w:pPr>
-      <w:r>
-        <w:rPr>
-          <w:sz w:val="24"/>
-          <w:szCs w:val="24"/>
-        </w:rPr>
-        <w:t>Please treat this matter with the utmost urgency, and we anticipate your immediate cooperation in settling the overdue payments.</w:t>
-      </w:r>
-    </w:p>
-    <w:p>
-      <w:pPr>
+        <w:t xml:space="preserve">Kindly note that failure to comply with this </w:t>
+      </w:r>
+      <w:r>
+        <w:t>notice</w:t>
+      </w:r>
+      <w:r>
+        <w:t xml:space="preserve"> will compel our client to initiate appropriate legal and recovery proceedings against the Borrower, Co-applicant, and you as the Guarantor, including but not limited to enforcement of security, without any further notice and entirely at your risk, cost, and consequences.</w:t>
+      </w:r>
+    </w:p>
+    <w:p>
+      <w:pPr>
+        <w:spacing w:line="240" w:lineRule="auto"/>
+        <w:rPr>
+          <w:sz w:val="24"/>
+          <w:szCs w:val="24"/>
+        </w:rPr>
+      </w:pPr>
+      <w:r>
+        <w:rPr>
+          <w:sz w:val="24"/>
+          <w:szCs w:val="24"/>
+        </w:rPr>
+        <w:t>Please treat this matter with utmost urgency, and we anticipate your immediate cooperation in settling the overdue payments.</w:t>
+      </w:r>
+    </w:p>
+    <w:p>
+      <w:pPr>
+        <w:spacing w:line="240" w:lineRule="auto"/>
         <w:rPr>
           <w:sz w:val="24"/>
           <w:szCs w:val="24"/>
@@ -939,14 +1027,16 @@
     </w:p>
     <w:p>
       <w:pPr>
-        <w:rPr>
-          <w:sz w:val="24"/>
-          <w:szCs w:val="24"/>
-        </w:rPr>
-      </w:pPr>
-    </w:p>
-    <w:p>
-      <w:pPr>
+        <w:spacing w:after="240" w:line="240" w:lineRule="auto"/>
+        <w:rPr>
+          <w:sz w:val="24"/>
+          <w:szCs w:val="24"/>
+        </w:rPr>
+      </w:pPr>
+    </w:p>
+    <w:p>
+      <w:pPr>
+        <w:spacing w:line="240" w:lineRule="auto"/>
         <w:rPr>
           <w:sz w:val="24"/>
           <w:szCs w:val="24"/>
@@ -962,6 +1052,7 @@
     </w:p>
     <w:p>
       <w:pPr>
+        <w:spacing w:line="240" w:lineRule="auto"/>
         <w:rPr>
           <w:b/>
           <w:bCs/>
@@ -981,6 +1072,7 @@
     </w:p>
     <w:p>
       <w:pPr>
+        <w:spacing w:line="240" w:lineRule="auto"/>
         <w:rPr>
           <w:b/>
           <w:bCs/>
@@ -1007,11 +1099,15 @@
         <w:t xml:space="preserve"> </w:t>
       </w:r>
     </w:p>
-    <w:p/>
+    <w:p>
+      <w:pPr>
+        <w:spacing w:line="240" w:lineRule="auto"/>
+      </w:pPr>
+    </w:p>
     <w:sectPr>
       <w:headerReference w:type="default" r:id="rId7"/>
       <w:pgSz w:w="12240" w:h="20160" w:code="5"/>
-      <w:pgMar w:top="1440" w:right="1440" w:bottom="1440" w:left="1440" w:header="1134" w:footer="708" w:gutter="0"/>
+      <w:pgMar w:top="720" w:right="720" w:bottom="720" w:left="720" w:header="1134" w:footer="708" w:gutter="0"/>
       <w:cols w:space="708"/>
       <w:docGrid w:linePitch="360"/>
     </w:sectPr>
@@ -1075,23 +1171,18 @@
     <w:pPr>
       <w:pStyle w:val="Header"/>
     </w:pPr>
-  </w:p>
-  <w:p>
-    <w:pPr>
-      <w:pStyle w:val="Header"/>
-    </w:pPr>
     <w:r>
       <w:rPr>
         <w:noProof/>
       </w:rPr>
       <w:drawing>
-        <wp:anchor distT="0" distB="0" distL="114300" distR="114300" simplePos="0" relativeHeight="251658240" behindDoc="1" locked="0" layoutInCell="1" allowOverlap="1" wp14:anchorId="6E30BED3" wp14:editId="1C97BFF3">
+        <wp:anchor distT="0" distB="0" distL="114300" distR="114300" simplePos="0" relativeHeight="251658240" behindDoc="1" locked="0" layoutInCell="1" allowOverlap="1" wp14:anchorId="6E30BED3" wp14:editId="61944C92">
           <wp:simplePos x="0" y="0"/>
           <wp:positionH relativeFrom="margin">
             <wp:posOffset>2352675</wp:posOffset>
           </wp:positionH>
           <wp:positionV relativeFrom="paragraph">
-            <wp:posOffset>-449580</wp:posOffset>
+            <wp:posOffset>-659765</wp:posOffset>
           </wp:positionV>
           <wp:extent cx="932815" cy="932815"/>
           <wp:effectExtent l="0" t="0" r="635" b="635"/>
@@ -1146,6 +1237,11 @@
         </wp:anchor>
       </w:drawing>
     </w:r>
+  </w:p>
+  <w:p>
+    <w:pPr>
+      <w:pStyle w:val="Header"/>
+    </w:pPr>
   </w:p>
 </w:hdr>
 </file>
